--- a/backend-exhibits/microsoft to google adv not included.docx
+++ b/backend-exhibits/microsoft to google adv not included.docx
@@ -40,14 +40,14 @@
               <w:pStyle w:val="TableParagraph"/>
               <w:ind w:left="1022"/>
               <w:rPr>
-                <w:rFonts w:ascii="Arial"/>
+                <w:rFonts w:ascii="Arial" w:hAnsi="Arial" w:cs="Arial" w:eastAsia="Arial"/>
                 <w:b/>
                 <w:sz w:val="21"/>
               </w:rPr>
             </w:pPr>
             <w:r>
               <w:rPr>
-                <w:rFonts w:ascii="Arial"/>
+                <w:rFonts w:ascii="Arial" w:hAnsi="Arial" w:cs="Arial" w:eastAsia="Arial"/>
                 <w:b/>
                 <w:sz w:val="21"/>
               </w:rPr>
@@ -55,16 +55,16 @@
             </w:r>
             <w:r>
               <w:rPr>
-                <w:rFonts w:ascii="Arial"/>
-                <w:b/>
-                <w:spacing w:val="-3"/>
-                <w:sz w:val="21"/>
-              </w:rPr>
-              <w:t xml:space="preserve"> </w:t>
-            </w:r>
-            <w:r>
-              <w:rPr>
-                <w:rFonts w:ascii="Arial"/>
+                <w:rFonts w:ascii="Arial" w:hAnsi="Arial" w:cs="Arial" w:eastAsia="Arial"/>
+                <w:b/>
+                <w:spacing w:val="-3"/>
+                <w:sz w:val="21"/>
+              </w:rPr>
+              <w:t xml:space="preserve"> </w:t>
+            </w:r>
+            <w:r>
+              <w:rPr>
+                <w:rFonts w:ascii="Arial" w:hAnsi="Arial" w:cs="Arial" w:eastAsia="Arial"/>
                 <w:b/>
                 <w:sz w:val="21"/>
               </w:rPr>
@@ -72,7 +72,7 @@
             </w:r>
             <w:r>
               <w:rPr>
-                <w:rFonts w:ascii="Arial"/>
+                <w:rFonts w:ascii="Arial" w:hAnsi="Arial" w:cs="Arial" w:eastAsia="Arial"/>
                 <w:b/>
                 <w:spacing w:val="-2"/>
                 <w:sz w:val="21"/>
@@ -81,7 +81,7 @@
             </w:r>
             <w:r>
               <w:rPr>
-                <w:rFonts w:ascii="Arial"/>
+                <w:rFonts w:ascii="Arial" w:hAnsi="Arial" w:cs="Arial" w:eastAsia="Arial"/>
                 <w:b/>
                 <w:sz w:val="21"/>
               </w:rPr>
@@ -89,7 +89,7 @@
             </w:r>
             <w:r>
               <w:rPr>
-                <w:rFonts w:ascii="Arial"/>
+                <w:rFonts w:ascii="Arial" w:hAnsi="Arial" w:cs="Arial" w:eastAsia="Arial"/>
                 <w:b/>
                 <w:spacing w:val="-2"/>
                 <w:sz w:val="21"/>
@@ -98,7 +98,7 @@
             </w:r>
             <w:r>
               <w:rPr>
-                <w:rFonts w:ascii="Arial"/>
+                <w:rFonts w:ascii="Arial" w:hAnsi="Arial" w:cs="Arial" w:eastAsia="Arial"/>
                 <w:b/>
                 <w:sz w:val="21"/>
               </w:rPr>
@@ -106,7 +106,7 @@
             </w:r>
             <w:r>
               <w:rPr>
-                <w:rFonts w:ascii="Arial"/>
+                <w:rFonts w:ascii="Arial" w:hAnsi="Arial" w:cs="Arial" w:eastAsia="Arial"/>
                 <w:b/>
                 <w:spacing w:val="-2"/>
                 <w:sz w:val="21"/>
@@ -115,7 +115,7 @@
             </w:r>
             <w:r>
               <w:rPr>
-                <w:rFonts w:ascii="Arial"/>
+                <w:rFonts w:ascii="Arial" w:hAnsi="Arial" w:cs="Arial" w:eastAsia="Arial"/>
                 <w:b/>
                 <w:sz w:val="21"/>
               </w:rPr>
@@ -123,16 +123,16 @@
             </w:r>
             <w:r>
               <w:rPr>
-                <w:rFonts w:ascii="Arial"/>
-                <w:b/>
-                <w:spacing w:val="-3"/>
-                <w:sz w:val="21"/>
-              </w:rPr>
-              <w:t xml:space="preserve"> </w:t>
-            </w:r>
-            <w:r>
-              <w:rPr>
-                <w:rFonts w:ascii="Arial"/>
+                <w:rFonts w:ascii="Arial" w:hAnsi="Arial" w:cs="Arial" w:eastAsia="Arial"/>
+                <w:b/>
+                <w:spacing w:val="-3"/>
+                <w:sz w:val="21"/>
+              </w:rPr>
+              <w:t xml:space="preserve"> </w:t>
+            </w:r>
+            <w:r>
+              <w:rPr>
+                <w:rFonts w:ascii="Arial" w:hAnsi="Arial" w:cs="Arial" w:eastAsia="Arial"/>
                 <w:b/>
                 <w:sz w:val="21"/>
               </w:rPr>
@@ -140,7 +140,7 @@
             </w:r>
             <w:r>
               <w:rPr>
-                <w:rFonts w:ascii="Arial"/>
+                <w:rFonts w:ascii="Arial" w:hAnsi="Arial" w:cs="Arial" w:eastAsia="Arial"/>
                 <w:b/>
                 <w:spacing w:val="-2"/>
                 <w:sz w:val="21"/>
@@ -149,7 +149,7 @@
             </w:r>
             <w:r>
               <w:rPr>
-                <w:rFonts w:ascii="Arial"/>
+                <w:rFonts w:ascii="Arial" w:hAnsi="Arial" w:cs="Arial" w:eastAsia="Arial"/>
                 <w:b/>
                 <w:sz w:val="21"/>
               </w:rPr>
@@ -157,7 +157,7 @@
             </w:r>
             <w:r>
               <w:rPr>
-                <w:rFonts w:ascii="Arial"/>
+                <w:rFonts w:ascii="Arial" w:hAnsi="Arial" w:cs="Arial" w:eastAsia="Arial"/>
                 <w:b/>
                 <w:spacing w:val="-2"/>
                 <w:sz w:val="21"/>
@@ -166,7 +166,7 @@
             </w:r>
             <w:r>
               <w:rPr>
-                <w:rFonts w:ascii="Arial"/>
+                <w:rFonts w:ascii="Arial" w:hAnsi="Arial" w:cs="Arial" w:eastAsia="Arial"/>
                 <w:b/>
                 <w:sz w:val="21"/>
               </w:rPr>
@@ -174,7 +174,7 @@
             </w:r>
             <w:r>
               <w:rPr>
-                <w:rFonts w:ascii="Arial"/>
+                <w:rFonts w:ascii="Arial" w:hAnsi="Arial" w:cs="Arial" w:eastAsia="Arial"/>
                 <w:b/>
                 <w:spacing w:val="-2"/>
                 <w:sz w:val="21"/>
@@ -183,7 +183,7 @@
             </w:r>
             <w:r>
               <w:rPr>
-                <w:rFonts w:ascii="Arial"/>
+                <w:rFonts w:ascii="Arial" w:hAnsi="Arial" w:cs="Arial" w:eastAsia="Arial"/>
                 <w:b/>
                 <w:sz w:val="21"/>
               </w:rPr>
@@ -191,7 +191,7 @@
             </w:r>
             <w:r>
               <w:rPr>
-                <w:rFonts w:ascii="Arial"/>
+                <w:rFonts w:ascii="Arial" w:hAnsi="Arial" w:cs="Arial" w:eastAsia="Arial"/>
                 <w:b/>
                 <w:spacing w:val="-2"/>
                 <w:sz w:val="21"/>
@@ -215,14 +215,14 @@
               <w:spacing w:before="43"/>
               <w:ind w:left="67"/>
               <w:rPr>
-                <w:rFonts w:ascii="Arial"/>
+                <w:rFonts w:ascii="Arial" w:hAnsi="Arial" w:cs="Arial" w:eastAsia="Arial"/>
                 <w:b/>
                 <w:sz w:val="21"/>
               </w:rPr>
             </w:pPr>
             <w:r>
               <w:rPr>
-                <w:rFonts w:ascii="Arial"/>
+                <w:rFonts w:ascii="Arial" w:hAnsi="Arial" w:cs="Arial" w:eastAsia="Arial"/>
                 <w:b/>
                 <w:sz w:val="21"/>
               </w:rPr>
@@ -230,7 +230,7 @@
             </w:r>
             <w:r>
               <w:rPr>
-                <w:rFonts w:ascii="Arial"/>
+                <w:rFonts w:ascii="Arial" w:hAnsi="Arial" w:cs="Arial" w:eastAsia="Arial"/>
                 <w:b/>
                 <w:spacing w:val="-2"/>
                 <w:sz w:val="21"/>
@@ -472,51 +472,51 @@
               <w:spacing w:before="61"/>
               <w:ind w:left="67"/>
               <w:rPr>
-                <w:rFonts w:ascii="Arial"/>
-                <w:b/>
-                <w:sz w:val="19"/>
+                <w:rFonts w:ascii="Arial" w:hAnsi="Arial" w:cs="Arial" w:eastAsia="Arial"/>
+                <w:b/>
+                <w:sz w:val="21"/>
               </w:rPr>
             </w:pPr>
             <w:r>
               <w:rPr>
-                <w:rFonts w:ascii="Arial"/>
-                <w:b/>
-                <w:sz w:val="19"/>
+                <w:rFonts w:ascii="Arial" w:hAnsi="Arial" w:cs="Arial" w:eastAsia="Arial"/>
+                <w:b/>
+                <w:sz w:val="21"/>
               </w:rPr>
               <w:t>In</w:t>
             </w:r>
             <w:r>
               <w:rPr>
-                <w:rFonts w:ascii="Arial"/>
+                <w:rFonts w:ascii="Arial" w:hAnsi="Arial" w:cs="Arial" w:eastAsia="Arial"/>
                 <w:b/>
                 <w:spacing w:val="6"/>
-                <w:sz w:val="19"/>
-              </w:rPr>
-              <w:t xml:space="preserve"> </w:t>
-            </w:r>
-            <w:r>
-              <w:rPr>
-                <w:rFonts w:ascii="Arial"/>
-                <w:b/>
-                <w:sz w:val="19"/>
+                <w:sz w:val="21"/>
+              </w:rPr>
+              <w:t xml:space="preserve"> </w:t>
+            </w:r>
+            <w:r>
+              <w:rPr>
+                <w:rFonts w:ascii="Arial" w:hAnsi="Arial" w:cs="Arial" w:eastAsia="Arial"/>
+                <w:b/>
+                <w:sz w:val="21"/>
               </w:rPr>
               <w:t>Line</w:t>
             </w:r>
             <w:r>
               <w:rPr>
-                <w:rFonts w:ascii="Arial"/>
+                <w:rFonts w:ascii="Arial" w:hAnsi="Arial" w:cs="Arial" w:eastAsia="Arial"/>
                 <w:b/>
                 <w:spacing w:val="7"/>
-                <w:sz w:val="19"/>
-              </w:rPr>
-              <w:t xml:space="preserve"> </w:t>
-            </w:r>
-            <w:r>
-              <w:rPr>
-                <w:rFonts w:ascii="Arial"/>
+                <w:sz w:val="21"/>
+              </w:rPr>
+              <w:t xml:space="preserve"> </w:t>
+            </w:r>
+            <w:r>
+              <w:rPr>
+                <w:rFonts w:ascii="Arial" w:hAnsi="Arial" w:cs="Arial" w:eastAsia="Arial"/>
                 <w:b/>
                 <w:spacing w:val="-2"/>
-                <w:sz w:val="19"/>
+                <w:sz w:val="21"/>
               </w:rPr>
               <w:t>Comment</w:t>
             </w:r>
@@ -740,34 +740,34 @@
               <w:spacing w:before="61"/>
               <w:ind w:left="67"/>
               <w:rPr>
-                <w:rFonts w:ascii="Arial"/>
-                <w:b/>
-                <w:sz w:val="19"/>
+                <w:rFonts w:ascii="Arial" w:hAnsi="Arial" w:cs="Arial" w:eastAsia="Arial"/>
+                <w:b/>
+                <w:sz w:val="21"/>
               </w:rPr>
             </w:pPr>
             <w:r>
               <w:rPr>
-                <w:rFonts w:ascii="Arial"/>
-                <w:b/>
-                <w:sz w:val="19"/>
+                <w:rFonts w:ascii="Arial" w:hAnsi="Arial" w:cs="Arial" w:eastAsia="Arial"/>
+                <w:b/>
+                <w:sz w:val="21"/>
               </w:rPr>
               <w:t>Embedded</w:t>
             </w:r>
             <w:r>
               <w:rPr>
-                <w:rFonts w:ascii="Arial"/>
+                <w:rFonts w:ascii="Arial" w:hAnsi="Arial" w:cs="Arial" w:eastAsia="Arial"/>
                 <w:b/>
                 <w:spacing w:val="20"/>
-                <w:sz w:val="19"/>
-              </w:rPr>
-              <w:t xml:space="preserve"> </w:t>
-            </w:r>
-            <w:r>
-              <w:rPr>
-                <w:rFonts w:ascii="Arial"/>
+                <w:sz w:val="21"/>
+              </w:rPr>
+              <w:t xml:space="preserve"> </w:t>
+            </w:r>
+            <w:r>
+              <w:rPr>
+                <w:rFonts w:ascii="Arial" w:hAnsi="Arial" w:cs="Arial" w:eastAsia="Arial"/>
                 <w:b/>
                 <w:spacing w:val="-2"/>
-                <w:sz w:val="19"/>
+                <w:sz w:val="21"/>
               </w:rPr>
               <w:t>Links</w:t>
             </w:r>
@@ -1012,14 +1012,14 @@
               <w:ind w:left="14"/>
               <w:jc w:val="center"/>
               <w:rPr>
-                <w:rFonts w:ascii="Arial"/>
+                <w:rFonts w:ascii="Arial" w:hAnsi="Arial" w:cs="Arial" w:eastAsia="Arial"/>
                 <w:b/>
                 <w:sz w:val="21"/>
               </w:rPr>
             </w:pPr>
             <w:r>
               <w:rPr>
-                <w:rFonts w:ascii="Arial"/>
+                <w:rFonts w:ascii="Arial" w:hAnsi="Arial" w:cs="Arial" w:eastAsia="Arial"/>
                 <w:b/>
                 <w:sz w:val="21"/>
               </w:rPr>
@@ -1027,16 +1027,16 @@
             </w:r>
             <w:r>
               <w:rPr>
-                <w:rFonts w:ascii="Arial"/>
-                <w:b/>
-                <w:spacing w:val="-3"/>
-                <w:sz w:val="21"/>
-              </w:rPr>
-              <w:t xml:space="preserve"> </w:t>
-            </w:r>
-            <w:r>
-              <w:rPr>
-                <w:rFonts w:ascii="Arial"/>
+                <w:rFonts w:ascii="Arial" w:hAnsi="Arial" w:cs="Arial" w:eastAsia="Arial"/>
+                <w:b/>
+                <w:spacing w:val="-3"/>
+                <w:sz w:val="21"/>
+              </w:rPr>
+              <w:t xml:space="preserve"> </w:t>
+            </w:r>
+            <w:r>
+              <w:rPr>
+                <w:rFonts w:ascii="Arial" w:hAnsi="Arial" w:cs="Arial" w:eastAsia="Arial"/>
                 <w:b/>
                 <w:sz w:val="21"/>
               </w:rPr>
@@ -1044,7 +1044,7 @@
             </w:r>
             <w:r>
               <w:rPr>
-                <w:rFonts w:ascii="Arial"/>
+                <w:rFonts w:ascii="Arial" w:hAnsi="Arial" w:cs="Arial" w:eastAsia="Arial"/>
                 <w:b/>
                 <w:spacing w:val="-2"/>
                 <w:sz w:val="21"/>
@@ -1053,7 +1053,7 @@
             </w:r>
             <w:r>
               <w:rPr>
-                <w:rFonts w:ascii="Arial"/>
+                <w:rFonts w:ascii="Arial" w:hAnsi="Arial" w:cs="Arial" w:eastAsia="Arial"/>
                 <w:b/>
                 <w:sz w:val="21"/>
               </w:rPr>
@@ -1061,16 +1061,16 @@
             </w:r>
             <w:r>
               <w:rPr>
-                <w:rFonts w:ascii="Arial"/>
-                <w:b/>
-                <w:spacing w:val="-3"/>
-                <w:sz w:val="21"/>
-              </w:rPr>
-              <w:t xml:space="preserve"> </w:t>
-            </w:r>
-            <w:r>
-              <w:rPr>
-                <w:rFonts w:ascii="Arial"/>
+                <w:rFonts w:ascii="Arial" w:hAnsi="Arial" w:cs="Arial" w:eastAsia="Arial"/>
+                <w:b/>
+                <w:spacing w:val="-3"/>
+                <w:sz w:val="21"/>
+              </w:rPr>
+              <w:t xml:space="preserve"> </w:t>
+            </w:r>
+            <w:r>
+              <w:rPr>
+                <w:rFonts w:ascii="Arial" w:hAnsi="Arial" w:cs="Arial" w:eastAsia="Arial"/>
                 <w:b/>
                 <w:sz w:val="21"/>
               </w:rPr>
@@ -1078,7 +1078,7 @@
             </w:r>
             <w:r>
               <w:rPr>
-                <w:rFonts w:ascii="Arial"/>
+                <w:rFonts w:ascii="Arial" w:hAnsi="Arial" w:cs="Arial" w:eastAsia="Arial"/>
                 <w:b/>
                 <w:spacing w:val="-2"/>
                 <w:sz w:val="21"/>
@@ -1087,7 +1087,7 @@
             </w:r>
             <w:r>
               <w:rPr>
-                <w:rFonts w:ascii="Arial"/>
+                <w:rFonts w:ascii="Arial" w:hAnsi="Arial" w:cs="Arial" w:eastAsia="Arial"/>
                 <w:b/>
                 <w:sz w:val="21"/>
               </w:rPr>
@@ -1095,16 +1095,16 @@
             </w:r>
             <w:r>
               <w:rPr>
-                <w:rFonts w:ascii="Arial"/>
-                <w:b/>
-                <w:spacing w:val="-3"/>
-                <w:sz w:val="21"/>
-              </w:rPr>
-              <w:t xml:space="preserve"> </w:t>
-            </w:r>
-            <w:r>
-              <w:rPr>
-                <w:rFonts w:ascii="Arial"/>
+                <w:rFonts w:ascii="Arial" w:hAnsi="Arial" w:cs="Arial" w:eastAsia="Arial"/>
+                <w:b/>
+                <w:spacing w:val="-3"/>
+                <w:sz w:val="21"/>
+              </w:rPr>
+              <w:t xml:space="preserve"> </w:t>
+            </w:r>
+            <w:r>
+              <w:rPr>
+                <w:rFonts w:ascii="Arial" w:hAnsi="Arial" w:cs="Arial" w:eastAsia="Arial"/>
                 <w:b/>
                 <w:sz w:val="21"/>
               </w:rPr>
@@ -1112,7 +1112,7 @@
             </w:r>
             <w:r>
               <w:rPr>
-                <w:rFonts w:ascii="Arial"/>
+                <w:rFonts w:ascii="Arial" w:hAnsi="Arial" w:cs="Arial" w:eastAsia="Arial"/>
                 <w:b/>
                 <w:spacing w:val="-2"/>
                 <w:sz w:val="21"/>
@@ -1121,7 +1121,7 @@
             </w:r>
             <w:r>
               <w:rPr>
-                <w:rFonts w:ascii="Arial"/>
+                <w:rFonts w:ascii="Arial" w:hAnsi="Arial" w:cs="Arial" w:eastAsia="Arial"/>
                 <w:b/>
                 <w:sz w:val="21"/>
               </w:rPr>
@@ -1129,16 +1129,16 @@
             </w:r>
             <w:r>
               <w:rPr>
-                <w:rFonts w:ascii="Arial"/>
-                <w:b/>
-                <w:spacing w:val="-3"/>
-                <w:sz w:val="21"/>
-              </w:rPr>
-              <w:t xml:space="preserve"> </w:t>
-            </w:r>
-            <w:r>
-              <w:rPr>
-                <w:rFonts w:ascii="Arial"/>
+                <w:rFonts w:ascii="Arial" w:hAnsi="Arial" w:cs="Arial" w:eastAsia="Arial"/>
+                <w:b/>
+                <w:spacing w:val="-3"/>
+                <w:sz w:val="21"/>
+              </w:rPr>
+              <w:t xml:space="preserve"> </w:t>
+            </w:r>
+            <w:r>
+              <w:rPr>
+                <w:rFonts w:ascii="Arial" w:hAnsi="Arial" w:cs="Arial" w:eastAsia="Arial"/>
                 <w:b/>
                 <w:sz w:val="21"/>
               </w:rPr>
@@ -1146,7 +1146,7 @@
             </w:r>
             <w:r>
               <w:rPr>
-                <w:rFonts w:ascii="Arial"/>
+                <w:rFonts w:ascii="Arial" w:hAnsi="Arial" w:cs="Arial" w:eastAsia="Arial"/>
                 <w:b/>
                 <w:spacing w:val="-2"/>
                 <w:sz w:val="21"/>
@@ -1170,14 +1170,14 @@
               <w:spacing w:before="43"/>
               <w:ind w:left="67"/>
               <w:rPr>
-                <w:rFonts w:ascii="Arial"/>
+                <w:rFonts w:ascii="Arial" w:hAnsi="Arial" w:cs="Arial" w:eastAsia="Arial"/>
                 <w:b/>
                 <w:sz w:val="21"/>
               </w:rPr>
             </w:pPr>
             <w:r>
               <w:rPr>
-                <w:rFonts w:ascii="Arial"/>
+                <w:rFonts w:ascii="Arial" w:hAnsi="Arial" w:cs="Arial" w:eastAsia="Arial"/>
                 <w:b/>
                 <w:sz w:val="21"/>
               </w:rPr>
@@ -1185,7 +1185,7 @@
             </w:r>
             <w:r>
               <w:rPr>
-                <w:rFonts w:ascii="Arial"/>
+                <w:rFonts w:ascii="Arial" w:hAnsi="Arial" w:cs="Arial" w:eastAsia="Arial"/>
                 <w:b/>
                 <w:spacing w:val="-2"/>
                 <w:sz w:val="21"/>
@@ -1427,51 +1427,51 @@
               <w:spacing w:before="61"/>
               <w:ind w:left="67"/>
               <w:rPr>
-                <w:rFonts w:ascii="Arial"/>
-                <w:b/>
-                <w:sz w:val="19"/>
+                <w:rFonts w:ascii="Arial" w:hAnsi="Arial" w:cs="Arial" w:eastAsia="Arial"/>
+                <w:b/>
+                <w:sz w:val="21"/>
               </w:rPr>
             </w:pPr>
             <w:r>
               <w:rPr>
-                <w:rFonts w:ascii="Arial"/>
-                <w:b/>
-                <w:sz w:val="19"/>
+                <w:rFonts w:ascii="Arial" w:hAnsi="Arial" w:cs="Arial" w:eastAsia="Arial"/>
+                <w:b/>
+                <w:sz w:val="21"/>
               </w:rPr>
               <w:t>In</w:t>
             </w:r>
             <w:r>
               <w:rPr>
-                <w:rFonts w:ascii="Arial"/>
+                <w:rFonts w:ascii="Arial" w:hAnsi="Arial" w:cs="Arial" w:eastAsia="Arial"/>
                 <w:b/>
                 <w:spacing w:val="6"/>
-                <w:sz w:val="19"/>
-              </w:rPr>
-              <w:t xml:space="preserve"> </w:t>
-            </w:r>
-            <w:r>
-              <w:rPr>
-                <w:rFonts w:ascii="Arial"/>
-                <w:b/>
-                <w:sz w:val="19"/>
+                <w:sz w:val="21"/>
+              </w:rPr>
+              <w:t xml:space="preserve"> </w:t>
+            </w:r>
+            <w:r>
+              <w:rPr>
+                <w:rFonts w:ascii="Arial" w:hAnsi="Arial" w:cs="Arial" w:eastAsia="Arial"/>
+                <w:b/>
+                <w:sz w:val="21"/>
               </w:rPr>
               <w:t>Line</w:t>
             </w:r>
             <w:r>
               <w:rPr>
-                <w:rFonts w:ascii="Arial"/>
+                <w:rFonts w:ascii="Arial" w:hAnsi="Arial" w:cs="Arial" w:eastAsia="Arial"/>
                 <w:b/>
                 <w:spacing w:val="7"/>
-                <w:sz w:val="19"/>
-              </w:rPr>
-              <w:t xml:space="preserve"> </w:t>
-            </w:r>
-            <w:r>
-              <w:rPr>
-                <w:rFonts w:ascii="Arial"/>
+                <w:sz w:val="21"/>
+              </w:rPr>
+              <w:t xml:space="preserve"> </w:t>
+            </w:r>
+            <w:r>
+              <w:rPr>
+                <w:rFonts w:ascii="Arial" w:hAnsi="Arial" w:cs="Arial" w:eastAsia="Arial"/>
                 <w:b/>
                 <w:spacing w:val="-2"/>
-                <w:sz w:val="19"/>
+                <w:sz w:val="21"/>
               </w:rPr>
               <w:t>Comment</w:t>
             </w:r>
@@ -1695,34 +1695,34 @@
               <w:spacing w:before="61"/>
               <w:ind w:left="67"/>
               <w:rPr>
-                <w:rFonts w:ascii="Arial"/>
-                <w:b/>
-                <w:sz w:val="19"/>
+                <w:rFonts w:ascii="Arial" w:hAnsi="Arial" w:cs="Arial" w:eastAsia="Arial"/>
+                <w:b/>
+                <w:sz w:val="21"/>
               </w:rPr>
             </w:pPr>
             <w:r>
               <w:rPr>
-                <w:rFonts w:ascii="Arial"/>
-                <w:b/>
-                <w:sz w:val="19"/>
+                <w:rFonts w:ascii="Arial" w:hAnsi="Arial" w:cs="Arial" w:eastAsia="Arial"/>
+                <w:b/>
+                <w:sz w:val="21"/>
               </w:rPr>
               <w:t>Embedded</w:t>
             </w:r>
             <w:r>
               <w:rPr>
-                <w:rFonts w:ascii="Arial"/>
+                <w:rFonts w:ascii="Arial" w:hAnsi="Arial" w:cs="Arial" w:eastAsia="Arial"/>
                 <w:b/>
                 <w:spacing w:val="20"/>
-                <w:sz w:val="19"/>
-              </w:rPr>
-              <w:t xml:space="preserve"> </w:t>
-            </w:r>
-            <w:r>
-              <w:rPr>
-                <w:rFonts w:ascii="Arial"/>
+                <w:sz w:val="21"/>
+              </w:rPr>
+              <w:t xml:space="preserve"> </w:t>
+            </w:r>
+            <w:r>
+              <w:rPr>
+                <w:rFonts w:ascii="Arial" w:hAnsi="Arial" w:cs="Arial" w:eastAsia="Arial"/>
                 <w:b/>
                 <w:spacing w:val="-2"/>
-                <w:sz w:val="19"/>
+                <w:sz w:val="21"/>
               </w:rPr>
               <w:t>Links</w:t>
             </w:r>
@@ -1967,14 +1967,14 @@
               <w:ind w:left="14"/>
               <w:jc w:val="center"/>
               <w:rPr>
-                <w:rFonts w:ascii="Arial"/>
+                <w:rFonts w:ascii="Arial" w:hAnsi="Arial" w:cs="Arial" w:eastAsia="Arial"/>
                 <w:b/>
                 <w:sz w:val="21"/>
               </w:rPr>
             </w:pPr>
             <w:r>
               <w:rPr>
-                <w:rFonts w:ascii="Arial"/>
+                <w:rFonts w:ascii="Arial" w:hAnsi="Arial" w:cs="Arial" w:eastAsia="Arial"/>
                 <w:b/>
                 <w:sz w:val="21"/>
               </w:rPr>
@@ -1982,16 +1982,16 @@
             </w:r>
             <w:r>
               <w:rPr>
-                <w:rFonts w:ascii="Arial"/>
-                <w:b/>
-                <w:spacing w:val="-3"/>
-                <w:sz w:val="21"/>
-              </w:rPr>
-              <w:t xml:space="preserve"> </w:t>
-            </w:r>
-            <w:r>
-              <w:rPr>
-                <w:rFonts w:ascii="Arial"/>
+                <w:rFonts w:ascii="Arial" w:hAnsi="Arial" w:cs="Arial" w:eastAsia="Arial"/>
+                <w:b/>
+                <w:spacing w:val="-3"/>
+                <w:sz w:val="21"/>
+              </w:rPr>
+              <w:t xml:space="preserve"> </w:t>
+            </w:r>
+            <w:r>
+              <w:rPr>
+                <w:rFonts w:ascii="Arial" w:hAnsi="Arial" w:cs="Arial" w:eastAsia="Arial"/>
                 <w:b/>
                 <w:sz w:val="21"/>
               </w:rPr>
@@ -1999,7 +1999,7 @@
             </w:r>
             <w:r>
               <w:rPr>
-                <w:rFonts w:ascii="Arial"/>
+                <w:rFonts w:ascii="Arial" w:hAnsi="Arial" w:cs="Arial" w:eastAsia="Arial"/>
                 <w:b/>
                 <w:spacing w:val="-2"/>
                 <w:sz w:val="21"/>
@@ -2008,7 +2008,7 @@
             </w:r>
             <w:r>
               <w:rPr>
-                <w:rFonts w:ascii="Arial"/>
+                <w:rFonts w:ascii="Arial" w:hAnsi="Arial" w:cs="Arial" w:eastAsia="Arial"/>
                 <w:b/>
                 <w:sz w:val="21"/>
               </w:rPr>
@@ -2016,16 +2016,16 @@
             </w:r>
             <w:r>
               <w:rPr>
-                <w:rFonts w:ascii="Arial"/>
-                <w:b/>
-                <w:spacing w:val="-3"/>
-                <w:sz w:val="21"/>
-              </w:rPr>
-              <w:t xml:space="preserve"> </w:t>
-            </w:r>
-            <w:r>
-              <w:rPr>
-                <w:rFonts w:ascii="Arial"/>
+                <w:rFonts w:ascii="Arial" w:hAnsi="Arial" w:cs="Arial" w:eastAsia="Arial"/>
+                <w:b/>
+                <w:spacing w:val="-3"/>
+                <w:sz w:val="21"/>
+              </w:rPr>
+              <w:t xml:space="preserve"> </w:t>
+            </w:r>
+            <w:r>
+              <w:rPr>
+                <w:rFonts w:ascii="Arial" w:hAnsi="Arial" w:cs="Arial" w:eastAsia="Arial"/>
                 <w:b/>
                 <w:sz w:val="21"/>
               </w:rPr>
@@ -2033,7 +2033,7 @@
             </w:r>
             <w:r>
               <w:rPr>
-                <w:rFonts w:ascii="Arial"/>
+                <w:rFonts w:ascii="Arial" w:hAnsi="Arial" w:cs="Arial" w:eastAsia="Arial"/>
                 <w:b/>
                 <w:spacing w:val="-2"/>
                 <w:sz w:val="21"/>
@@ -2042,7 +2042,7 @@
             </w:r>
             <w:r>
               <w:rPr>
-                <w:rFonts w:ascii="Arial"/>
+                <w:rFonts w:ascii="Arial" w:hAnsi="Arial" w:cs="Arial" w:eastAsia="Arial"/>
                 <w:b/>
                 <w:sz w:val="21"/>
               </w:rPr>
@@ -2050,16 +2050,16 @@
             </w:r>
             <w:r>
               <w:rPr>
-                <w:rFonts w:ascii="Arial"/>
-                <w:b/>
-                <w:spacing w:val="-3"/>
-                <w:sz w:val="21"/>
-              </w:rPr>
-              <w:t xml:space="preserve"> </w:t>
-            </w:r>
-            <w:r>
-              <w:rPr>
-                <w:rFonts w:ascii="Arial"/>
+                <w:rFonts w:ascii="Arial" w:hAnsi="Arial" w:cs="Arial" w:eastAsia="Arial"/>
+                <w:b/>
+                <w:spacing w:val="-3"/>
+                <w:sz w:val="21"/>
+              </w:rPr>
+              <w:t xml:space="preserve"> </w:t>
+            </w:r>
+            <w:r>
+              <w:rPr>
+                <w:rFonts w:ascii="Arial" w:hAnsi="Arial" w:cs="Arial" w:eastAsia="Arial"/>
                 <w:b/>
                 <w:sz w:val="21"/>
               </w:rPr>
@@ -2067,7 +2067,7 @@
             </w:r>
             <w:r>
               <w:rPr>
-                <w:rFonts w:ascii="Arial"/>
+                <w:rFonts w:ascii="Arial" w:hAnsi="Arial" w:cs="Arial" w:eastAsia="Arial"/>
                 <w:b/>
                 <w:spacing w:val="-2"/>
                 <w:sz w:val="21"/>
@@ -2076,7 +2076,7 @@
             </w:r>
             <w:r>
               <w:rPr>
-                <w:rFonts w:ascii="Arial"/>
+                <w:rFonts w:ascii="Arial" w:hAnsi="Arial" w:cs="Arial" w:eastAsia="Arial"/>
                 <w:b/>
                 <w:sz w:val="21"/>
               </w:rPr>
@@ -2084,16 +2084,16 @@
             </w:r>
             <w:r>
               <w:rPr>
-                <w:rFonts w:ascii="Arial"/>
-                <w:b/>
-                <w:spacing w:val="-3"/>
-                <w:sz w:val="21"/>
-              </w:rPr>
-              <w:t xml:space="preserve"> </w:t>
-            </w:r>
-            <w:r>
-              <w:rPr>
-                <w:rFonts w:ascii="Arial"/>
+                <w:rFonts w:ascii="Arial" w:hAnsi="Arial" w:cs="Arial" w:eastAsia="Arial"/>
+                <w:b/>
+                <w:spacing w:val="-3"/>
+                <w:sz w:val="21"/>
+              </w:rPr>
+              <w:t xml:space="preserve"> </w:t>
+            </w:r>
+            <w:r>
+              <w:rPr>
+                <w:rFonts w:ascii="Arial" w:hAnsi="Arial" w:cs="Arial" w:eastAsia="Arial"/>
                 <w:b/>
                 <w:sz w:val="21"/>
               </w:rPr>
@@ -2101,7 +2101,7 @@
             </w:r>
             <w:r>
               <w:rPr>
-                <w:rFonts w:ascii="Arial"/>
+                <w:rFonts w:ascii="Arial" w:hAnsi="Arial" w:cs="Arial" w:eastAsia="Arial"/>
                 <w:b/>
                 <w:spacing w:val="-2"/>
                 <w:sz w:val="21"/>
@@ -2125,14 +2125,14 @@
               <w:spacing w:before="43"/>
               <w:ind w:left="67"/>
               <w:rPr>
-                <w:rFonts w:ascii="Arial"/>
+                <w:rFonts w:ascii="Arial" w:hAnsi="Arial" w:cs="Arial" w:eastAsia="Arial"/>
                 <w:b/>
                 <w:sz w:val="21"/>
               </w:rPr>
             </w:pPr>
             <w:r>
               <w:rPr>
-                <w:rFonts w:ascii="Arial"/>
+                <w:rFonts w:ascii="Arial" w:hAnsi="Arial" w:cs="Arial" w:eastAsia="Arial"/>
                 <w:b/>
                 <w:sz w:val="21"/>
               </w:rPr>
@@ -2140,7 +2140,7 @@
             </w:r>
             <w:r>
               <w:rPr>
-                <w:rFonts w:ascii="Arial"/>
+                <w:rFonts w:ascii="Arial" w:hAnsi="Arial" w:cs="Arial" w:eastAsia="Arial"/>
                 <w:b/>
                 <w:spacing w:val="-2"/>
                 <w:sz w:val="21"/>
@@ -2382,51 +2382,51 @@
               <w:spacing w:before="61"/>
               <w:ind w:left="67"/>
               <w:rPr>
-                <w:rFonts w:ascii="Arial"/>
-                <w:b/>
-                <w:sz w:val="19"/>
+                <w:rFonts w:ascii="Arial" w:hAnsi="Arial" w:cs="Arial" w:eastAsia="Arial"/>
+                <w:b/>
+                <w:sz w:val="21"/>
               </w:rPr>
             </w:pPr>
             <w:r>
               <w:rPr>
-                <w:rFonts w:ascii="Arial"/>
-                <w:b/>
-                <w:sz w:val="19"/>
+                <w:rFonts w:ascii="Arial" w:hAnsi="Arial" w:cs="Arial" w:eastAsia="Arial"/>
+                <w:b/>
+                <w:sz w:val="21"/>
               </w:rPr>
               <w:t>In</w:t>
             </w:r>
             <w:r>
               <w:rPr>
-                <w:rFonts w:ascii="Arial"/>
+                <w:rFonts w:ascii="Arial" w:hAnsi="Arial" w:cs="Arial" w:eastAsia="Arial"/>
                 <w:b/>
                 <w:spacing w:val="6"/>
-                <w:sz w:val="19"/>
-              </w:rPr>
-              <w:t xml:space="preserve"> </w:t>
-            </w:r>
-            <w:r>
-              <w:rPr>
-                <w:rFonts w:ascii="Arial"/>
-                <w:b/>
-                <w:sz w:val="19"/>
+                <w:sz w:val="21"/>
+              </w:rPr>
+              <w:t xml:space="preserve"> </w:t>
+            </w:r>
+            <w:r>
+              <w:rPr>
+                <w:rFonts w:ascii="Arial" w:hAnsi="Arial" w:cs="Arial" w:eastAsia="Arial"/>
+                <w:b/>
+                <w:sz w:val="21"/>
               </w:rPr>
               <w:t>Line</w:t>
             </w:r>
             <w:r>
               <w:rPr>
-                <w:rFonts w:ascii="Arial"/>
+                <w:rFonts w:ascii="Arial" w:hAnsi="Arial" w:cs="Arial" w:eastAsia="Arial"/>
                 <w:b/>
                 <w:spacing w:val="7"/>
-                <w:sz w:val="19"/>
-              </w:rPr>
-              <w:t xml:space="preserve"> </w:t>
-            </w:r>
-            <w:r>
-              <w:rPr>
-                <w:rFonts w:ascii="Arial"/>
+                <w:sz w:val="21"/>
+              </w:rPr>
+              <w:t xml:space="preserve"> </w:t>
+            </w:r>
+            <w:r>
+              <w:rPr>
+                <w:rFonts w:ascii="Arial" w:hAnsi="Arial" w:cs="Arial" w:eastAsia="Arial"/>
                 <w:b/>
                 <w:spacing w:val="-2"/>
-                <w:sz w:val="19"/>
+                <w:sz w:val="21"/>
               </w:rPr>
               <w:t>Comment</w:t>
             </w:r>
@@ -2650,51 +2650,51 @@
               <w:spacing w:before="61"/>
               <w:ind w:left="67"/>
               <w:rPr>
-                <w:rFonts w:ascii="Arial"/>
-                <w:b/>
-                <w:sz w:val="19"/>
+                <w:rFonts w:ascii="Arial" w:hAnsi="Arial" w:cs="Arial" w:eastAsia="Arial"/>
+                <w:b/>
+                <w:sz w:val="21"/>
               </w:rPr>
             </w:pPr>
             <w:r>
               <w:rPr>
-                <w:rFonts w:ascii="Arial"/>
-                <w:b/>
-                <w:sz w:val="19"/>
+                <w:rFonts w:ascii="Arial" w:hAnsi="Arial" w:cs="Arial" w:eastAsia="Arial"/>
+                <w:b/>
+                <w:sz w:val="21"/>
               </w:rPr>
               <w:t>Long</w:t>
             </w:r>
             <w:r>
               <w:rPr>
-                <w:rFonts w:ascii="Arial"/>
+                <w:rFonts w:ascii="Arial" w:hAnsi="Arial" w:cs="Arial" w:eastAsia="Arial"/>
                 <w:b/>
                 <w:spacing w:val="11"/>
-                <w:sz w:val="19"/>
-              </w:rPr>
-              <w:t xml:space="preserve"> </w:t>
-            </w:r>
-            <w:r>
-              <w:rPr>
-                <w:rFonts w:ascii="Arial"/>
-                <w:b/>
-                <w:sz w:val="19"/>
+                <w:sz w:val="21"/>
+              </w:rPr>
+              <w:t xml:space="preserve"> </w:t>
+            </w:r>
+            <w:r>
+              <w:rPr>
+                <w:rFonts w:ascii="Arial" w:hAnsi="Arial" w:cs="Arial" w:eastAsia="Arial"/>
+                <w:b/>
+                <w:sz w:val="21"/>
               </w:rPr>
               <w:t>Folder</w:t>
             </w:r>
             <w:r>
               <w:rPr>
-                <w:rFonts w:ascii="Arial"/>
+                <w:rFonts w:ascii="Arial" w:hAnsi="Arial" w:cs="Arial" w:eastAsia="Arial"/>
                 <w:b/>
                 <w:spacing w:val="11"/>
-                <w:sz w:val="19"/>
-              </w:rPr>
-              <w:t xml:space="preserve"> </w:t>
-            </w:r>
-            <w:r>
-              <w:rPr>
-                <w:rFonts w:ascii="Arial"/>
+                <w:sz w:val="21"/>
+              </w:rPr>
+              <w:t xml:space="preserve"> </w:t>
+            </w:r>
+            <w:r>
+              <w:rPr>
+                <w:rFonts w:ascii="Arial" w:hAnsi="Arial" w:cs="Arial" w:eastAsia="Arial"/>
                 <w:b/>
                 <w:spacing w:val="-4"/>
-                <w:sz w:val="19"/>
+                <w:sz w:val="21"/>
               </w:rPr>
               <w:t>Path</w:t>
             </w:r>
@@ -2879,14 +2879,14 @@
               <w:spacing w:before="43"/>
               <w:ind w:left="67"/>
               <w:rPr>
-                <w:rFonts w:ascii="Arial"/>
+                <w:rFonts w:ascii="Arial" w:hAnsi="Arial" w:cs="Arial" w:eastAsia="Arial"/>
                 <w:b/>
                 <w:sz w:val="21"/>
               </w:rPr>
             </w:pPr>
             <w:r>
               <w:rPr>
-                <w:rFonts w:ascii="Arial"/>
+                <w:rFonts w:ascii="Arial" w:hAnsi="Arial" w:cs="Arial" w:eastAsia="Arial"/>
                 <w:b/>
                 <w:sz w:val="21"/>
               </w:rPr>
@@ -2894,7 +2894,7 @@
             </w:r>
             <w:r>
               <w:rPr>
-                <w:rFonts w:ascii="Arial"/>
+                <w:rFonts w:ascii="Arial" w:hAnsi="Arial" w:cs="Arial" w:eastAsia="Arial"/>
                 <w:b/>
                 <w:spacing w:val="-2"/>
                 <w:sz w:val="21"/>
@@ -3138,14 +3138,14 @@
               <w:pStyle w:val="TableParagraph"/>
               <w:ind w:left="1022"/>
               <w:rPr>
-                <w:rFonts w:ascii="Arial"/>
+                <w:rFonts w:ascii="Arial" w:hAnsi="Arial" w:cs="Arial" w:eastAsia="Arial"/>
                 <w:b/>
                 <w:sz w:val="21"/>
               </w:rPr>
             </w:pPr>
             <w:r>
               <w:rPr>
-                <w:rFonts w:ascii="Arial"/>
+                <w:rFonts w:ascii="Arial" w:hAnsi="Arial" w:cs="Arial" w:eastAsia="Arial"/>
                 <w:b/>
                 <w:sz w:val="21"/>
               </w:rPr>
@@ -3153,16 +3153,16 @@
             </w:r>
             <w:r>
               <w:rPr>
-                <w:rFonts w:ascii="Arial"/>
-                <w:b/>
-                <w:spacing w:val="-3"/>
-                <w:sz w:val="21"/>
-              </w:rPr>
-              <w:t xml:space="preserve"> </w:t>
-            </w:r>
-            <w:r>
-              <w:rPr>
-                <w:rFonts w:ascii="Arial"/>
+                <w:rFonts w:ascii="Arial" w:hAnsi="Arial" w:cs="Arial" w:eastAsia="Arial"/>
+                <w:b/>
+                <w:spacing w:val="-3"/>
+                <w:sz w:val="21"/>
+              </w:rPr>
+              <w:t xml:space="preserve"> </w:t>
+            </w:r>
+            <w:r>
+              <w:rPr>
+                <w:rFonts w:ascii="Arial" w:hAnsi="Arial" w:cs="Arial" w:eastAsia="Arial"/>
                 <w:b/>
                 <w:sz w:val="21"/>
               </w:rPr>
@@ -3170,7 +3170,7 @@
             </w:r>
             <w:r>
               <w:rPr>
-                <w:rFonts w:ascii="Arial"/>
+                <w:rFonts w:ascii="Arial" w:hAnsi="Arial" w:cs="Arial" w:eastAsia="Arial"/>
                 <w:b/>
                 <w:spacing w:val="-2"/>
                 <w:sz w:val="21"/>
@@ -3179,7 +3179,7 @@
             </w:r>
             <w:r>
               <w:rPr>
-                <w:rFonts w:ascii="Arial"/>
+                <w:rFonts w:ascii="Arial" w:hAnsi="Arial" w:cs="Arial" w:eastAsia="Arial"/>
                 <w:b/>
                 <w:sz w:val="21"/>
               </w:rPr>
@@ -3187,7 +3187,7 @@
             </w:r>
             <w:r>
               <w:rPr>
-                <w:rFonts w:ascii="Arial"/>
+                <w:rFonts w:ascii="Arial" w:hAnsi="Arial" w:cs="Arial" w:eastAsia="Arial"/>
                 <w:b/>
                 <w:spacing w:val="-2"/>
                 <w:sz w:val="21"/>
@@ -3196,7 +3196,7 @@
             </w:r>
             <w:r>
               <w:rPr>
-                <w:rFonts w:ascii="Arial"/>
+                <w:rFonts w:ascii="Arial" w:hAnsi="Arial" w:cs="Arial" w:eastAsia="Arial"/>
                 <w:b/>
                 <w:sz w:val="21"/>
               </w:rPr>
@@ -3204,7 +3204,7 @@
             </w:r>
             <w:r>
               <w:rPr>
-                <w:rFonts w:ascii="Arial"/>
+                <w:rFonts w:ascii="Arial" w:hAnsi="Arial" w:cs="Arial" w:eastAsia="Arial"/>
                 <w:b/>
                 <w:sz w:val="21"/>
               </w:rPr>
@@ -3212,16 +3212,16 @@
             </w:r>
             <w:r>
               <w:rPr>
-                <w:rFonts w:ascii="Arial"/>
-                <w:b/>
-                <w:spacing w:val="-3"/>
-                <w:sz w:val="21"/>
-              </w:rPr>
-              <w:t xml:space="preserve"> </w:t>
-            </w:r>
-            <w:r>
-              <w:rPr>
-                <w:rFonts w:ascii="Arial"/>
+                <w:rFonts w:ascii="Arial" w:hAnsi="Arial" w:cs="Arial" w:eastAsia="Arial"/>
+                <w:b/>
+                <w:spacing w:val="-3"/>
+                <w:sz w:val="21"/>
+              </w:rPr>
+              <w:t xml:space="preserve"> </w:t>
+            </w:r>
+            <w:r>
+              <w:rPr>
+                <w:rFonts w:ascii="Arial" w:hAnsi="Arial" w:cs="Arial" w:eastAsia="Arial"/>
                 <w:b/>
                 <w:sz w:val="21"/>
               </w:rPr>
@@ -3229,7 +3229,7 @@
             </w:r>
             <w:r>
               <w:rPr>
-                <w:rFonts w:ascii="Arial"/>
+                <w:rFonts w:ascii="Arial" w:hAnsi="Arial" w:cs="Arial" w:eastAsia="Arial"/>
                 <w:b/>
                 <w:spacing w:val="-2"/>
                 <w:sz w:val="21"/>
@@ -3238,7 +3238,7 @@
             </w:r>
             <w:r>
               <w:rPr>
-                <w:rFonts w:ascii="Arial"/>
+                <w:rFonts w:ascii="Arial" w:hAnsi="Arial" w:cs="Arial" w:eastAsia="Arial"/>
                 <w:b/>
                 <w:sz w:val="21"/>
               </w:rPr>
@@ -3246,7 +3246,7 @@
             </w:r>
             <w:r>
               <w:rPr>
-                <w:rFonts w:ascii="Arial"/>
+                <w:rFonts w:ascii="Arial" w:hAnsi="Arial" w:cs="Arial" w:eastAsia="Arial"/>
                 <w:b/>
                 <w:spacing w:val="-2"/>
                 <w:sz w:val="21"/>
@@ -3255,7 +3255,7 @@
             </w:r>
             <w:r>
               <w:rPr>
-                <w:rFonts w:ascii="Arial"/>
+                <w:rFonts w:ascii="Arial" w:hAnsi="Arial" w:cs="Arial" w:eastAsia="Arial"/>
                 <w:b/>
                 <w:sz w:val="21"/>
               </w:rPr>
@@ -3263,7 +3263,7 @@
             </w:r>
             <w:r>
               <w:rPr>
-                <w:rFonts w:ascii="Arial"/>
+                <w:rFonts w:ascii="Arial" w:hAnsi="Arial" w:cs="Arial" w:eastAsia="Arial"/>
                 <w:b/>
                 <w:spacing w:val="-2"/>
                 <w:sz w:val="21"/>
@@ -3272,7 +3272,7 @@
             </w:r>
             <w:r>
               <w:rPr>
-                <w:rFonts w:ascii="Arial"/>
+                <w:rFonts w:ascii="Arial" w:hAnsi="Arial" w:cs="Arial" w:eastAsia="Arial"/>
                 <w:b/>
                 <w:sz w:val="21"/>
               </w:rPr>
@@ -3280,7 +3280,7 @@
             </w:r>
             <w:r>
               <w:rPr>
-                <w:rFonts w:ascii="Arial"/>
+                <w:rFonts w:ascii="Arial" w:hAnsi="Arial" w:cs="Arial" w:eastAsia="Arial"/>
                 <w:b/>
                 <w:spacing w:val="-2"/>
                 <w:sz w:val="21"/>
@@ -3304,14 +3304,14 @@
               <w:spacing w:before="43"/>
               <w:ind w:left="67"/>
               <w:rPr>
-                <w:rFonts w:ascii="Arial"/>
+                <w:rFonts w:ascii="Arial" w:hAnsi="Arial" w:cs="Arial" w:eastAsia="Arial"/>
                 <w:b/>
                 <w:sz w:val="21"/>
               </w:rPr>
             </w:pPr>
             <w:r>
               <w:rPr>
-                <w:rFonts w:ascii="Arial"/>
+                <w:rFonts w:ascii="Arial" w:hAnsi="Arial" w:cs="Arial" w:eastAsia="Arial"/>
                 <w:b/>
                 <w:sz w:val="21"/>
               </w:rPr>
@@ -3319,7 +3319,7 @@
             </w:r>
             <w:r>
               <w:rPr>
-                <w:rFonts w:ascii="Arial"/>
+                <w:rFonts w:ascii="Arial" w:hAnsi="Arial" w:cs="Arial" w:eastAsia="Arial"/>
                 <w:b/>
                 <w:spacing w:val="-2"/>
                 <w:sz w:val="21"/>
@@ -3561,51 +3561,51 @@
               <w:spacing w:before="61"/>
               <w:ind w:left="67"/>
               <w:rPr>
-                <w:rFonts w:ascii="Arial"/>
-                <w:b/>
-                <w:sz w:val="19"/>
+                <w:rFonts w:ascii="Arial" w:hAnsi="Arial" w:cs="Arial" w:eastAsia="Arial"/>
+                <w:b/>
+                <w:sz w:val="21"/>
               </w:rPr>
             </w:pPr>
             <w:r>
               <w:rPr>
-                <w:rFonts w:ascii="Arial"/>
-                <w:b/>
-                <w:sz w:val="19"/>
+                <w:rFonts w:ascii="Arial" w:hAnsi="Arial" w:cs="Arial" w:eastAsia="Arial"/>
+                <w:b/>
+                <w:sz w:val="21"/>
               </w:rPr>
               <w:t>In</w:t>
             </w:r>
             <w:r>
               <w:rPr>
-                <w:rFonts w:ascii="Arial"/>
+                <w:rFonts w:ascii="Arial" w:hAnsi="Arial" w:cs="Arial" w:eastAsia="Arial"/>
                 <w:b/>
                 <w:spacing w:val="6"/>
-                <w:sz w:val="19"/>
-              </w:rPr>
-              <w:t xml:space="preserve"> </w:t>
-            </w:r>
-            <w:r>
-              <w:rPr>
-                <w:rFonts w:ascii="Arial"/>
-                <w:b/>
-                <w:sz w:val="19"/>
+                <w:sz w:val="21"/>
+              </w:rPr>
+              <w:t xml:space="preserve"> </w:t>
+            </w:r>
+            <w:r>
+              <w:rPr>
+                <w:rFonts w:ascii="Arial" w:hAnsi="Arial" w:cs="Arial" w:eastAsia="Arial"/>
+                <w:b/>
+                <w:sz w:val="21"/>
               </w:rPr>
               <w:t>Line</w:t>
             </w:r>
             <w:r>
               <w:rPr>
-                <w:rFonts w:ascii="Arial"/>
+                <w:rFonts w:ascii="Arial" w:hAnsi="Arial" w:cs="Arial" w:eastAsia="Arial"/>
                 <w:b/>
                 <w:spacing w:val="7"/>
-                <w:sz w:val="19"/>
-              </w:rPr>
-              <w:t xml:space="preserve"> </w:t>
-            </w:r>
-            <w:r>
-              <w:rPr>
-                <w:rFonts w:ascii="Arial"/>
+                <w:sz w:val="21"/>
+              </w:rPr>
+              <w:t xml:space="preserve"> </w:t>
+            </w:r>
+            <w:r>
+              <w:rPr>
+                <w:rFonts w:ascii="Arial" w:hAnsi="Arial" w:cs="Arial" w:eastAsia="Arial"/>
                 <w:b/>
                 <w:spacing w:val="-2"/>
-                <w:sz w:val="19"/>
+                <w:sz w:val="21"/>
               </w:rPr>
               <w:t>Comment</w:t>
             </w:r>
@@ -3829,34 +3829,34 @@
               <w:spacing w:before="61"/>
               <w:ind w:left="67"/>
               <w:rPr>
-                <w:rFonts w:ascii="Arial"/>
-                <w:b/>
-                <w:sz w:val="19"/>
+                <w:rFonts w:ascii="Arial" w:hAnsi="Arial" w:cs="Arial" w:eastAsia="Arial"/>
+                <w:b/>
+                <w:sz w:val="21"/>
               </w:rPr>
             </w:pPr>
             <w:r>
               <w:rPr>
-                <w:rFonts w:ascii="Arial"/>
-                <w:b/>
-                <w:sz w:val="19"/>
+                <w:rFonts w:ascii="Arial" w:hAnsi="Arial" w:cs="Arial" w:eastAsia="Arial"/>
+                <w:b/>
+                <w:sz w:val="21"/>
               </w:rPr>
               <w:t>Embedded</w:t>
             </w:r>
             <w:r>
               <w:rPr>
-                <w:rFonts w:ascii="Arial"/>
+                <w:rFonts w:ascii="Arial" w:hAnsi="Arial" w:cs="Arial" w:eastAsia="Arial"/>
                 <w:b/>
                 <w:spacing w:val="20"/>
-                <w:sz w:val="19"/>
-              </w:rPr>
-              <w:t xml:space="preserve"> </w:t>
-            </w:r>
-            <w:r>
-              <w:rPr>
-                <w:rFonts w:ascii="Arial"/>
+                <w:sz w:val="21"/>
+              </w:rPr>
+              <w:t xml:space="preserve"> </w:t>
+            </w:r>
+            <w:r>
+              <w:rPr>
+                <w:rFonts w:ascii="Arial" w:hAnsi="Arial" w:cs="Arial" w:eastAsia="Arial"/>
                 <w:b/>
                 <w:spacing w:val="-2"/>
-                <w:sz w:val="19"/>
+                <w:sz w:val="21"/>
               </w:rPr>
               <w:t>Links</w:t>
             </w:r>
@@ -4070,9 +4070,9 @@
   <w:docDefaults>
     <w:rPrDefault>
       <w:rPr>
-        <w:rFonts w:asciiTheme="minorHAnsi" w:eastAsiaTheme="minorHAnsi" w:hAnsiTheme="minorHAnsi" w:cstheme="minorBidi"/>
-        <w:sz w:val="22"/>
-        <w:szCs w:val="22"/>
+        <w:rFonts w:ascii="Arial" w:hAnsi="Arial" w:cs="Arial" w:eastAsia="Arial"/>
+        <w:sz w:val="21"/>
+        <w:szCs w:val="21"/>
         <w:lang w:val="en-US" w:eastAsia="en-US" w:bidi="ar-SA"/>
       </w:rPr>
     </w:rPrDefault>
@@ -4510,7 +4510,7 @@
       <w:ind w:left="62"/>
     </w:pPr>
     <w:rPr>
-      <w:rFonts w:ascii="Arial MT" w:eastAsia="Arial MT" w:hAnsi="Arial MT" w:cs="Arial MT"/>
+      <w:rFonts w:ascii="Arial" w:hAnsi="Arial" w:cs="Arial" w:eastAsia="Arial"/>
     </w:rPr>
   </w:style>
 </w:styles>
